--- a/notizie/il-cinema-di-chi-ha-gia-capito-tutto/italia-israele-alessandria-2026-10-28-il-cinema-di-chi-ha-gia-capito-tutto.docx
+++ b/notizie/il-cinema-di-chi-ha-gia-capito-tutto/italia-israele-alessandria-2026-10-28-il-cinema-di-chi-ha-gia-capito-tutto.docx
@@ -208,7 +208,7 @@
             <a:graphicData uri="http://schemas.openxmlformats.org/drawingml/2006/picture">
               <pic:pic>
                 <pic:nvPicPr>
-                  <pic:cNvPr id="0" name="logo-italia-israele-alessandria.png"/>
+                  <pic:cNvPr id="0" name="itaisral-logo.png"/>
                   <pic:cNvPicPr/>
                 </pic:nvPicPr>
                 <pic:blipFill>
